--- a/BSUIR/semestre 5/BD/Сушко_381574_БД_ЛР9.docx
+++ b/BSUIR/semestre 5/BD/Сушко_381574_БД_ЛР9.docx
@@ -533,23 +533,7 @@
                 <w:rFonts w:cs="Times New Roman"/>
                 <w:szCs w:val="28"/>
               </w:rPr>
-              <w:t xml:space="preserve">оцент кафедры </w:t>
-            </w:r>
-            <w:proofErr w:type="spellStart"/>
-            <w:r>
-              <w:rPr>
-                <w:rFonts w:cs="Times New Roman"/>
-                <w:szCs w:val="28"/>
-              </w:rPr>
-              <w:t>ИСиТ</w:t>
-            </w:r>
-            <w:proofErr w:type="spellEnd"/>
-            <w:r>
-              <w:rPr>
-                <w:rFonts w:cs="Times New Roman"/>
-                <w:szCs w:val="28"/>
-              </w:rPr>
-              <w:t xml:space="preserve">, </w:t>
+              <w:t xml:space="preserve">оцент кафедры ИСиТ, </w:t>
             </w:r>
           </w:p>
           <w:p>
@@ -560,21 +544,12 @@
                 <w:szCs w:val="28"/>
               </w:rPr>
             </w:pPr>
-            <w:proofErr w:type="spellStart"/>
             <w:r>
               <w:rPr>
                 <w:rFonts w:cs="Times New Roman"/>
                 <w:szCs w:val="28"/>
               </w:rPr>
-              <w:t>к.п.н</w:t>
-            </w:r>
-            <w:proofErr w:type="spellEnd"/>
-            <w:r>
-              <w:rPr>
-                <w:rFonts w:cs="Times New Roman"/>
-                <w:szCs w:val="28"/>
-              </w:rPr>
-              <w:t>., доцент</w:t>
+              <w:t>к.п.н., доцент</w:t>
             </w:r>
           </w:p>
           <w:p>
@@ -585,21 +560,12 @@
                 <w:szCs w:val="28"/>
               </w:rPr>
             </w:pPr>
-            <w:proofErr w:type="spellStart"/>
             <w:r>
               <w:rPr>
                 <w:rFonts w:cs="Times New Roman"/>
                 <w:szCs w:val="28"/>
               </w:rPr>
-              <w:t>Кунцевич</w:t>
-            </w:r>
-            <w:proofErr w:type="spellEnd"/>
-            <w:r>
-              <w:rPr>
-                <w:rFonts w:cs="Times New Roman"/>
-                <w:szCs w:val="28"/>
-              </w:rPr>
-              <w:t xml:space="preserve"> О.Ю.</w:t>
+              <w:t>Кунцевич О.Ю.</w:t>
             </w:r>
           </w:p>
         </w:tc>
@@ -901,25 +867,7 @@
           <w:szCs w:val="20"/>
           <w:shd w:val="clear" w:color="auto" w:fill="FFFFFF"/>
         </w:rPr>
-        <w:t xml:space="preserve">1. Создайте базу данных, соответствующую вашему варианту, выданному на первом занятии. Название базы данных сформируйте следующим образом: Номер </w:t>
-      </w:r>
-      <w:proofErr w:type="spellStart"/>
-      <w:r>
-        <w:rPr>
-          <w:color w:val="000000"/>
-          <w:szCs w:val="20"/>
-          <w:shd w:val="clear" w:color="auto" w:fill="FFFFFF"/>
-        </w:rPr>
-        <w:t>группы_Фамилия_Вариант</w:t>
-      </w:r>
-      <w:proofErr w:type="spellEnd"/>
-      <w:r>
-        <w:rPr>
-          <w:color w:val="000000"/>
-          <w:szCs w:val="20"/>
-          <w:shd w:val="clear" w:color="auto" w:fill="FFFFFF"/>
-        </w:rPr>
-        <w:t>, например, 81071_Ivanov_1.</w:t>
+        <w:t>1. Создайте базу данных, соответствующую вашему варианту, выданному на первом занятии. Название базы данных сформируйте следующим образом: Номер группы_Фамилия_Вариант, например, 81071_Ivanov_1.</w:t>
       </w:r>
     </w:p>
     <w:p>
@@ -1031,25 +979,7 @@
           <w:szCs w:val="20"/>
           <w:shd w:val="clear" w:color="auto" w:fill="FFFFFF"/>
         </w:rPr>
-        <w:t xml:space="preserve">5. Убедитесь, что для столбцов – первичных ключей таблиц – автоматически созданы индексы, что эти индексы – </w:t>
-      </w:r>
-      <w:proofErr w:type="spellStart"/>
-      <w:r>
-        <w:rPr>
-          <w:color w:val="000000"/>
-          <w:szCs w:val="20"/>
-          <w:shd w:val="clear" w:color="auto" w:fill="FFFFFF"/>
-        </w:rPr>
-        <w:t>кластеризованные</w:t>
-      </w:r>
-      <w:proofErr w:type="spellEnd"/>
-      <w:r>
-        <w:rPr>
-          <w:color w:val="000000"/>
-          <w:szCs w:val="20"/>
-          <w:shd w:val="clear" w:color="auto" w:fill="FFFFFF"/>
-        </w:rPr>
-        <w:t>.</w:t>
+        <w:t>5. Убедитесь, что для столбцов – первичных ключей таблиц – автоматически созданы индексы, что эти индексы – кластеризованные.</w:t>
       </w:r>
     </w:p>
     <w:p>
@@ -1068,25 +998,7 @@
           <w:szCs w:val="20"/>
           <w:shd w:val="clear" w:color="auto" w:fill="FFFFFF"/>
         </w:rPr>
-        <w:t xml:space="preserve">6. Создайте несколько </w:t>
-      </w:r>
-      <w:proofErr w:type="spellStart"/>
-      <w:r>
-        <w:rPr>
-          <w:color w:val="000000"/>
-          <w:szCs w:val="20"/>
-          <w:shd w:val="clear" w:color="auto" w:fill="FFFFFF"/>
-        </w:rPr>
-        <w:t>некластеризованных</w:t>
-      </w:r>
-      <w:proofErr w:type="spellEnd"/>
-      <w:r>
-        <w:rPr>
-          <w:color w:val="000000"/>
-          <w:szCs w:val="20"/>
-          <w:shd w:val="clear" w:color="auto" w:fill="FFFFFF"/>
-        </w:rPr>
-        <w:t xml:space="preserve"> индексов для других столбцов таблиц базы данных. Аргументируйте выбор столбцов.</w:t>
+        <w:t>6. Создайте несколько некластеризованных индексов для других столбцов таблиц базы данных. Аргументируйте выбор столбцов.</w:t>
       </w:r>
     </w:p>
     <w:p>
@@ -1143,25 +1055,7 @@
           <w:szCs w:val="20"/>
           <w:shd w:val="clear" w:color="auto" w:fill="FFFFFF"/>
         </w:rPr>
-        <w:t xml:space="preserve">9. Создайте запрос на изменение данных одной из таблиц с применением и без применения оператора </w:t>
-      </w:r>
-      <w:proofErr w:type="spellStart"/>
-      <w:r>
-        <w:rPr>
-          <w:color w:val="000000"/>
-          <w:szCs w:val="20"/>
-          <w:shd w:val="clear" w:color="auto" w:fill="FFFFFF"/>
-        </w:rPr>
-        <w:t>Where</w:t>
-      </w:r>
-      <w:proofErr w:type="spellEnd"/>
-      <w:r>
-        <w:rPr>
-          <w:color w:val="000000"/>
-          <w:szCs w:val="20"/>
-          <w:shd w:val="clear" w:color="auto" w:fill="FFFFFF"/>
-        </w:rPr>
-        <w:t>.</w:t>
+        <w:t>9. Создайте запрос на изменение данных одной из таблиц с применением и без применения оператора Where.</w:t>
       </w:r>
     </w:p>
     <w:p>
@@ -1585,10 +1479,10 @@
           <w:shd w:val="clear" w:color="auto" w:fill="FFFFFF"/>
         </w:rPr>
         <w:drawing>
-          <wp:inline distT="0" distB="0" distL="0" distR="0" wp14:anchorId="4C25BC44" wp14:editId="5EB46620">
-            <wp:extent cx="3914140" cy="2494772"/>
-            <wp:effectExtent l="0" t="0" r="0" b="1270"/>
-            <wp:docPr id="6" name="Рисунок 6"/>
+          <wp:inline distT="0" distB="0" distL="0" distR="0" wp14:anchorId="49BEC945" wp14:editId="373C2845">
+            <wp:extent cx="3853313" cy="2456003"/>
+            <wp:effectExtent l="0" t="0" r="0" b="1905"/>
+            <wp:docPr id="7" name="Рисунок 7"/>
             <wp:cNvGraphicFramePr>
               <a:graphicFrameLocks xmlns:a="http://schemas.openxmlformats.org/drawingml/2006/main" noChangeAspect="1"/>
             </wp:cNvGraphicFramePr>
@@ -1608,7 +1502,7 @@
                   <pic:spPr>
                     <a:xfrm>
                       <a:off x="0" y="0"/>
-                      <a:ext cx="3964880" cy="2527112"/>
+                      <a:ext cx="3870123" cy="2466717"/>
                     </a:xfrm>
                     <a:prstGeom prst="rect">
                       <a:avLst/>
@@ -1637,7 +1531,23 @@
           <w:szCs w:val="20"/>
           <w:shd w:val="clear" w:color="auto" w:fill="FFFFFF"/>
         </w:rPr>
-        <w:t>Рисунок 5 – Спецификация обновления и удаления</w:t>
+        <w:t xml:space="preserve">Рисунок </w:t>
+      </w:r>
+      <w:r>
+        <w:rPr>
+          <w:color w:val="000000"/>
+          <w:szCs w:val="20"/>
+          <w:shd w:val="clear" w:color="auto" w:fill="FFFFFF"/>
+        </w:rPr>
+        <w:t>5</w:t>
+      </w:r>
+      <w:r>
+        <w:rPr>
+          <w:color w:val="000000"/>
+          <w:szCs w:val="20"/>
+          <w:shd w:val="clear" w:color="auto" w:fill="FFFFFF"/>
+        </w:rPr>
+        <w:t xml:space="preserve"> – Спецификация обновления и удаления</w:t>
       </w:r>
     </w:p>
     <w:p>
@@ -1667,10 +1577,10 @@
           <w:shd w:val="clear" w:color="auto" w:fill="FFFFFF"/>
         </w:rPr>
         <w:drawing>
-          <wp:inline distT="0" distB="0" distL="0" distR="0" wp14:anchorId="49BEC945" wp14:editId="373C2845">
-            <wp:extent cx="3853313" cy="2456003"/>
-            <wp:effectExtent l="0" t="0" r="0" b="1905"/>
-            <wp:docPr id="7" name="Рисунок 7"/>
+          <wp:inline distT="0" distB="0" distL="0" distR="0" wp14:anchorId="19E1AE7E" wp14:editId="01EFDFEF">
+            <wp:extent cx="3610324" cy="2301128"/>
+            <wp:effectExtent l="0" t="0" r="0" b="4445"/>
+            <wp:docPr id="8" name="Рисунок 8"/>
             <wp:cNvGraphicFramePr>
               <a:graphicFrameLocks xmlns:a="http://schemas.openxmlformats.org/drawingml/2006/main" noChangeAspect="1"/>
             </wp:cNvGraphicFramePr>
@@ -1690,7 +1600,7 @@
                   <pic:spPr>
                     <a:xfrm>
                       <a:off x="0" y="0"/>
-                      <a:ext cx="3870123" cy="2466717"/>
+                      <a:ext cx="3644459" cy="2322885"/>
                     </a:xfrm>
                     <a:prstGeom prst="rect">
                       <a:avLst/>
@@ -1707,19 +1617,34 @@
       <w:pPr>
         <w:jc w:val="center"/>
         <w:rPr>
-          <w:b/>
-          <w:color w:val="000000"/>
-          <w:szCs w:val="20"/>
-          <w:shd w:val="clear" w:color="auto" w:fill="FFFFFF"/>
-        </w:rPr>
-      </w:pPr>
-      <w:r>
-        <w:rPr>
-          <w:color w:val="000000"/>
-          <w:szCs w:val="20"/>
-          <w:shd w:val="clear" w:color="auto" w:fill="FFFFFF"/>
-        </w:rPr>
-        <w:t>Рисунок 6 – Спецификация обновления и удаления</w:t>
+          <w:color w:val="000000"/>
+          <w:szCs w:val="20"/>
+          <w:shd w:val="clear" w:color="auto" w:fill="FFFFFF"/>
+        </w:rPr>
+      </w:pPr>
+      <w:r>
+        <w:rPr>
+          <w:color w:val="000000"/>
+          <w:szCs w:val="20"/>
+          <w:shd w:val="clear" w:color="auto" w:fill="FFFFFF"/>
+        </w:rPr>
+        <w:t xml:space="preserve">Рисунок </w:t>
+      </w:r>
+      <w:r>
+        <w:rPr>
+          <w:color w:val="000000"/>
+          <w:szCs w:val="20"/>
+          <w:shd w:val="clear" w:color="auto" w:fill="FFFFFF"/>
+        </w:rPr>
+        <w:t>6</w:t>
+      </w:r>
+      <w:r>
+        <w:rPr>
+          <w:color w:val="000000"/>
+          <w:szCs w:val="20"/>
+          <w:shd w:val="clear" w:color="auto" w:fill="FFFFFF"/>
+        </w:rPr>
+        <w:t xml:space="preserve"> – Спецификация обновления и удаления</w:t>
       </w:r>
     </w:p>
     <w:p>
@@ -1750,10 +1675,10 @@
         </w:rPr>
         <w:lastRenderedPageBreak/>
         <w:drawing>
-          <wp:inline distT="0" distB="0" distL="0" distR="0" wp14:anchorId="19E1AE7E" wp14:editId="01EFDFEF">
-            <wp:extent cx="3610324" cy="2301128"/>
-            <wp:effectExtent l="0" t="0" r="0" b="4445"/>
-            <wp:docPr id="8" name="Рисунок 8"/>
+          <wp:inline distT="0" distB="0" distL="0" distR="0" wp14:anchorId="6A6E843A" wp14:editId="2CD38BF3">
+            <wp:extent cx="3685687" cy="2349162"/>
+            <wp:effectExtent l="0" t="0" r="0" b="0"/>
+            <wp:docPr id="9" name="Рисунок 9"/>
             <wp:cNvGraphicFramePr>
               <a:graphicFrameLocks xmlns:a="http://schemas.openxmlformats.org/drawingml/2006/main" noChangeAspect="1"/>
             </wp:cNvGraphicFramePr>
@@ -1773,7 +1698,7 @@
                   <pic:spPr>
                     <a:xfrm>
                       <a:off x="0" y="0"/>
-                      <a:ext cx="3644459" cy="2322885"/>
+                      <a:ext cx="3702185" cy="2359677"/>
                     </a:xfrm>
                     <a:prstGeom prst="rect">
                       <a:avLst/>
@@ -1801,7 +1726,86 @@
           <w:szCs w:val="20"/>
           <w:shd w:val="clear" w:color="auto" w:fill="FFFFFF"/>
         </w:rPr>
-        <w:t>Рисунок 7 – Спецификация обновления и удаления</w:t>
+        <w:t xml:space="preserve">Рисунок </w:t>
+      </w:r>
+      <w:r>
+        <w:rPr>
+          <w:color w:val="000000"/>
+          <w:szCs w:val="20"/>
+          <w:shd w:val="clear" w:color="auto" w:fill="FFFFFF"/>
+        </w:rPr>
+        <w:t>7</w:t>
+      </w:r>
+      <w:r>
+        <w:rPr>
+          <w:color w:val="000000"/>
+          <w:szCs w:val="20"/>
+          <w:shd w:val="clear" w:color="auto" w:fill="FFFFFF"/>
+        </w:rPr>
+        <w:t xml:space="preserve"> – Спецификация обновления и удаления</w:t>
+      </w:r>
+    </w:p>
+    <w:p>
+      <w:pPr>
+        <w:jc w:val="center"/>
+        <w:rPr>
+          <w:color w:val="000000"/>
+          <w:szCs w:val="20"/>
+          <w:shd w:val="clear" w:color="auto" w:fill="FFFFFF"/>
+        </w:rPr>
+      </w:pPr>
+    </w:p>
+    <w:p>
+      <w:pPr>
+        <w:ind w:firstLine="708"/>
+        <w:jc w:val="center"/>
+        <w:rPr>
+          <w:color w:val="000000"/>
+          <w:szCs w:val="20"/>
+          <w:shd w:val="clear" w:color="auto" w:fill="FFFFFF"/>
+        </w:rPr>
+      </w:pPr>
+      <w:r>
+        <w:rPr>
+          <w:color w:val="000000"/>
+          <w:szCs w:val="20"/>
+          <w:shd w:val="clear" w:color="auto" w:fill="FFFFFF"/>
+        </w:rPr>
+        <w:t xml:space="preserve">Для часто используемых полей поиска (название книги, имя автора), дат в таблице </w:t>
+      </w:r>
+      <w:r>
+        <w:rPr>
+          <w:color w:val="000000"/>
+          <w:szCs w:val="20"/>
+          <w:shd w:val="clear" w:color="auto" w:fill="FFFFFF"/>
+          <w:lang w:val="en-US"/>
+        </w:rPr>
+        <w:t>Authors</w:t>
+      </w:r>
+      <w:r>
+        <w:rPr>
+          <w:color w:val="000000"/>
+          <w:szCs w:val="20"/>
+          <w:shd w:val="clear" w:color="auto" w:fill="FFFFFF"/>
+        </w:rPr>
+        <w:t>_</w:t>
+      </w:r>
+      <w:r>
+        <w:rPr>
+          <w:color w:val="000000"/>
+          <w:szCs w:val="20"/>
+          <w:shd w:val="clear" w:color="auto" w:fill="FFFFFF"/>
+          <w:lang w:val="en-US"/>
+        </w:rPr>
+        <w:t>Info</w:t>
+      </w:r>
+      <w:r>
+        <w:rPr>
+          <w:color w:val="000000"/>
+          <w:szCs w:val="20"/>
+          <w:shd w:val="clear" w:color="auto" w:fill="FFFFFF"/>
+        </w:rPr>
+        <w:t xml:space="preserve"> для эффективного поиска по датам созданы индексы.</w:t>
       </w:r>
     </w:p>
     <w:p>
@@ -1831,10 +1835,10 @@
           <w:shd w:val="clear" w:color="auto" w:fill="FFFFFF"/>
         </w:rPr>
         <w:drawing>
-          <wp:inline distT="0" distB="0" distL="0" distR="0" wp14:anchorId="6A6E843A" wp14:editId="2CD38BF3">
-            <wp:extent cx="3685687" cy="2349162"/>
-            <wp:effectExtent l="0" t="0" r="0" b="0"/>
-            <wp:docPr id="9" name="Рисунок 9"/>
+          <wp:inline distT="0" distB="0" distL="0" distR="0" wp14:anchorId="4AACC2D1" wp14:editId="60BAA816">
+            <wp:extent cx="3664130" cy="2335422"/>
+            <wp:effectExtent l="0" t="0" r="0" b="8255"/>
+            <wp:docPr id="10" name="Рисунок 10"/>
             <wp:cNvGraphicFramePr>
               <a:graphicFrameLocks xmlns:a="http://schemas.openxmlformats.org/drawingml/2006/main" noChangeAspect="1"/>
             </wp:cNvGraphicFramePr>
@@ -1854,7 +1858,7 @@
                   <pic:spPr>
                     <a:xfrm>
                       <a:off x="0" y="0"/>
-                      <a:ext cx="3702185" cy="2359677"/>
+                      <a:ext cx="3692239" cy="2353338"/>
                     </a:xfrm>
                     <a:prstGeom prst="rect">
                       <a:avLst/>
@@ -1882,69 +1886,7 @@
           <w:szCs w:val="20"/>
           <w:shd w:val="clear" w:color="auto" w:fill="FFFFFF"/>
         </w:rPr>
-        <w:t>Рисунок 8 – Спецификация обновления и удаления</w:t>
-      </w:r>
-    </w:p>
-    <w:p>
-      <w:pPr>
-        <w:jc w:val="center"/>
-        <w:rPr>
-          <w:color w:val="000000"/>
-          <w:szCs w:val="20"/>
-          <w:shd w:val="clear" w:color="auto" w:fill="FFFFFF"/>
-        </w:rPr>
-      </w:pPr>
-    </w:p>
-    <w:p>
-      <w:pPr>
-        <w:jc w:val="center"/>
-        <w:rPr>
-          <w:color w:val="000000"/>
-          <w:szCs w:val="20"/>
-          <w:shd w:val="clear" w:color="auto" w:fill="FFFFFF"/>
-        </w:rPr>
-      </w:pPr>
-      <w:r>
-        <w:rPr>
-          <w:color w:val="000000"/>
-          <w:szCs w:val="20"/>
-          <w:shd w:val="clear" w:color="auto" w:fill="FFFFFF"/>
-        </w:rPr>
-        <w:t xml:space="preserve">Для часто используемых полей поиска (название книги, имя автора), дат в таблице </w:t>
-      </w:r>
-      <w:r>
-        <w:rPr>
-          <w:color w:val="000000"/>
-          <w:szCs w:val="20"/>
-          <w:shd w:val="clear" w:color="auto" w:fill="FFFFFF"/>
-          <w:lang w:val="en-US"/>
-        </w:rPr>
-        <w:t>Authors</w:t>
-      </w:r>
-      <w:r>
-        <w:rPr>
-          <w:color w:val="000000"/>
-          <w:szCs w:val="20"/>
-          <w:shd w:val="clear" w:color="auto" w:fill="FFFFFF"/>
-        </w:rPr>
-        <w:t>_</w:t>
-      </w:r>
-      <w:r>
-        <w:rPr>
-          <w:color w:val="000000"/>
-          <w:szCs w:val="20"/>
-          <w:shd w:val="clear" w:color="auto" w:fill="FFFFFF"/>
-          <w:lang w:val="en-US"/>
-        </w:rPr>
-        <w:t>Info</w:t>
-      </w:r>
-      <w:r>
-        <w:rPr>
-          <w:color w:val="000000"/>
-          <w:szCs w:val="20"/>
-          <w:shd w:val="clear" w:color="auto" w:fill="FFFFFF"/>
-        </w:rPr>
-        <w:t xml:space="preserve"> для эффективного поиска по датам созданы индексы.</w:t>
+        <w:t>Рисунок 9 – Индексы</w:t>
       </w:r>
     </w:p>
     <w:p>
@@ -1974,10 +1916,10 @@
           <w:shd w:val="clear" w:color="auto" w:fill="FFFFFF"/>
         </w:rPr>
         <w:drawing>
-          <wp:inline distT="0" distB="0" distL="0" distR="0" wp14:anchorId="4AACC2D1" wp14:editId="60BAA816">
-            <wp:extent cx="3664130" cy="2335422"/>
-            <wp:effectExtent l="0" t="0" r="0" b="8255"/>
-            <wp:docPr id="10" name="Рисунок 10"/>
+          <wp:inline distT="0" distB="0" distL="0" distR="0" wp14:anchorId="73CF3DDD" wp14:editId="70853A5F">
+            <wp:extent cx="3700953" cy="2358892"/>
+            <wp:effectExtent l="0" t="0" r="0" b="3810"/>
+            <wp:docPr id="11" name="Рисунок 11"/>
             <wp:cNvGraphicFramePr>
               <a:graphicFrameLocks xmlns:a="http://schemas.openxmlformats.org/drawingml/2006/main" noChangeAspect="1"/>
             </wp:cNvGraphicFramePr>
@@ -1997,7 +1939,7 @@
                   <pic:spPr>
                     <a:xfrm>
                       <a:off x="0" y="0"/>
-                      <a:ext cx="3692239" cy="2353338"/>
+                      <a:ext cx="3727998" cy="2376130"/>
                     </a:xfrm>
                     <a:prstGeom prst="rect">
                       <a:avLst/>
@@ -2025,7 +1967,7 @@
           <w:szCs w:val="20"/>
           <w:shd w:val="clear" w:color="auto" w:fill="FFFFFF"/>
         </w:rPr>
-        <w:t>Рисунок 9 – Индексы</w:t>
+        <w:t>Рисунок 10 – Индексы</w:t>
       </w:r>
     </w:p>
     <w:p>
@@ -2056,10 +1998,10 @@
         </w:rPr>
         <w:lastRenderedPageBreak/>
         <w:drawing>
-          <wp:inline distT="0" distB="0" distL="0" distR="0" wp14:anchorId="73CF3DDD" wp14:editId="70853A5F">
-            <wp:extent cx="3700953" cy="2358892"/>
-            <wp:effectExtent l="0" t="0" r="0" b="3810"/>
-            <wp:docPr id="11" name="Рисунок 11"/>
+          <wp:inline distT="0" distB="0" distL="0" distR="0" wp14:anchorId="421D4EB7" wp14:editId="79619439">
+            <wp:extent cx="3723566" cy="2373704"/>
+            <wp:effectExtent l="0" t="0" r="0" b="7620"/>
+            <wp:docPr id="14" name="Рисунок 14"/>
             <wp:cNvGraphicFramePr>
               <a:graphicFrameLocks xmlns:a="http://schemas.openxmlformats.org/drawingml/2006/main" noChangeAspect="1"/>
             </wp:cNvGraphicFramePr>
@@ -2079,7 +2021,7 @@
                   <pic:spPr>
                     <a:xfrm>
                       <a:off x="0" y="0"/>
-                      <a:ext cx="3727998" cy="2376130"/>
+                      <a:ext cx="3745378" cy="2387609"/>
                     </a:xfrm>
                     <a:prstGeom prst="rect">
                       <a:avLst/>
@@ -2107,26 +2049,44 @@
           <w:szCs w:val="20"/>
           <w:shd w:val="clear" w:color="auto" w:fill="FFFFFF"/>
         </w:rPr>
-        <w:t>Рисунок 10 – Индексы</w:t>
-      </w:r>
-    </w:p>
-    <w:p>
-      <w:pPr>
-        <w:jc w:val="center"/>
-        <w:rPr>
-          <w:color w:val="000000"/>
-          <w:szCs w:val="20"/>
-          <w:shd w:val="clear" w:color="auto" w:fill="FFFFFF"/>
-        </w:rPr>
-      </w:pPr>
-    </w:p>
-    <w:p>
-      <w:pPr>
-        <w:jc w:val="center"/>
-        <w:rPr>
-          <w:color w:val="000000"/>
-          <w:szCs w:val="20"/>
-          <w:shd w:val="clear" w:color="auto" w:fill="FFFFFF"/>
+        <w:t>Рисунок 1</w:t>
+      </w:r>
+      <w:r>
+        <w:rPr>
+          <w:color w:val="000000"/>
+          <w:szCs w:val="20"/>
+          <w:shd w:val="clear" w:color="auto" w:fill="FFFFFF"/>
+          <w:lang w:val="en-US"/>
+        </w:rPr>
+        <w:t>1</w:t>
+      </w:r>
+      <w:r>
+        <w:rPr>
+          <w:color w:val="000000"/>
+          <w:szCs w:val="20"/>
+          <w:shd w:val="clear" w:color="auto" w:fill="FFFFFF"/>
+        </w:rPr>
+        <w:t xml:space="preserve"> – Индексы</w:t>
+      </w:r>
+    </w:p>
+    <w:p>
+      <w:pPr>
+        <w:jc w:val="center"/>
+        <w:rPr>
+          <w:color w:val="000000"/>
+          <w:szCs w:val="20"/>
+          <w:shd w:val="clear" w:color="auto" w:fill="FFFFFF"/>
+        </w:rPr>
+      </w:pPr>
+    </w:p>
+    <w:p>
+      <w:pPr>
+        <w:jc w:val="center"/>
+        <w:rPr>
+          <w:color w:val="000000"/>
+          <w:szCs w:val="20"/>
+          <w:shd w:val="clear" w:color="auto" w:fill="FFFFFF"/>
+          <w:lang w:val="en-US"/>
         </w:rPr>
       </w:pPr>
       <w:r>
@@ -2137,10 +2097,10 @@
           <w:shd w:val="clear" w:color="auto" w:fill="FFFFFF"/>
         </w:rPr>
         <w:drawing>
-          <wp:inline distT="0" distB="0" distL="0" distR="0" wp14:anchorId="421D4EB7" wp14:editId="79619439">
-            <wp:extent cx="3723566" cy="2373704"/>
-            <wp:effectExtent l="0" t="0" r="0" b="7620"/>
-            <wp:docPr id="14" name="Рисунок 14"/>
+          <wp:inline distT="0" distB="0" distL="0" distR="0" wp14:anchorId="2F80556E" wp14:editId="695A2736">
+            <wp:extent cx="3819097" cy="2434194"/>
+            <wp:effectExtent l="0" t="0" r="0" b="4445"/>
+            <wp:docPr id="15" name="Рисунок 15"/>
             <wp:cNvGraphicFramePr>
               <a:graphicFrameLocks xmlns:a="http://schemas.openxmlformats.org/drawingml/2006/main" noChangeAspect="1"/>
             </wp:cNvGraphicFramePr>
@@ -2160,7 +2120,7 @@
                   <pic:spPr>
                     <a:xfrm>
                       <a:off x="0" y="0"/>
-                      <a:ext cx="3745378" cy="2387609"/>
+                      <a:ext cx="3846429" cy="2451615"/>
                     </a:xfrm>
                     <a:prstGeom prst="rect">
                       <a:avLst/>
@@ -2197,7 +2157,7 @@
           <w:shd w:val="clear" w:color="auto" w:fill="FFFFFF"/>
           <w:lang w:val="en-US"/>
         </w:rPr>
-        <w:t>1</w:t>
+        <w:t>2</w:t>
       </w:r>
       <w:r>
         <w:rPr>
@@ -2225,7 +2185,6 @@
           <w:color w:val="000000"/>
           <w:szCs w:val="20"/>
           <w:shd w:val="clear" w:color="auto" w:fill="FFFFFF"/>
-          <w:lang w:val="en-US"/>
         </w:rPr>
       </w:pPr>
       <w:r>
@@ -2236,10 +2195,10 @@
           <w:shd w:val="clear" w:color="auto" w:fill="FFFFFF"/>
         </w:rPr>
         <w:drawing>
-          <wp:inline distT="0" distB="0" distL="0" distR="0" wp14:anchorId="2F80556E" wp14:editId="695A2736">
-            <wp:extent cx="3819097" cy="2434194"/>
-            <wp:effectExtent l="0" t="0" r="0" b="4445"/>
-            <wp:docPr id="15" name="Рисунок 15"/>
+          <wp:inline distT="0" distB="0" distL="0" distR="0" wp14:anchorId="429F430B" wp14:editId="72DBE392">
+            <wp:extent cx="4201111" cy="2896004"/>
+            <wp:effectExtent l="0" t="0" r="9525" b="0"/>
+            <wp:docPr id="12" name="Рисунок 12"/>
             <wp:cNvGraphicFramePr>
               <a:graphicFrameLocks xmlns:a="http://schemas.openxmlformats.org/drawingml/2006/main" noChangeAspect="1"/>
             </wp:cNvGraphicFramePr>
@@ -2259,7 +2218,7 @@
                   <pic:spPr>
                     <a:xfrm>
                       <a:off x="0" y="0"/>
-                      <a:ext cx="3846429" cy="2451615"/>
+                      <a:ext cx="4201111" cy="2896004"/>
                     </a:xfrm>
                     <a:prstGeom prst="rect">
                       <a:avLst/>
@@ -2287,7 +2246,7 @@
           <w:szCs w:val="20"/>
           <w:shd w:val="clear" w:color="auto" w:fill="FFFFFF"/>
         </w:rPr>
-        <w:t>Рисунок 1</w:t>
+        <w:t xml:space="preserve">Рисунок 13 – Операции с использованием </w:t>
       </w:r>
       <w:r>
         <w:rPr>
@@ -2296,15 +2255,24 @@
           <w:shd w:val="clear" w:color="auto" w:fill="FFFFFF"/>
           <w:lang w:val="en-US"/>
         </w:rPr>
-        <w:t>2</w:t>
-      </w:r>
-      <w:r>
-        <w:rPr>
-          <w:color w:val="000000"/>
-          <w:szCs w:val="20"/>
-          <w:shd w:val="clear" w:color="auto" w:fill="FFFFFF"/>
-        </w:rPr>
-        <w:t xml:space="preserve"> – Индексы</w:t>
+        <w:t>ALTER</w:t>
+      </w:r>
+      <w:r>
+        <w:rPr>
+          <w:color w:val="000000"/>
+          <w:szCs w:val="20"/>
+          <w:shd w:val="clear" w:color="auto" w:fill="FFFFFF"/>
+        </w:rPr>
+        <w:t xml:space="preserve"> </w:t>
+      </w:r>
+      <w:r>
+        <w:rPr>
+          <w:color w:val="000000"/>
+          <w:szCs w:val="20"/>
+          <w:shd w:val="clear" w:color="auto" w:fill="FFFFFF"/>
+          <w:lang w:val="en-US"/>
+        </w:rPr>
+        <w:t>TABLE</w:t>
       </w:r>
     </w:p>
     <w:p>
@@ -2335,10 +2303,10 @@
         </w:rPr>
         <w:lastRenderedPageBreak/>
         <w:drawing>
-          <wp:inline distT="0" distB="0" distL="0" distR="0" wp14:anchorId="429F430B" wp14:editId="72DBE392">
-            <wp:extent cx="4201111" cy="2896004"/>
-            <wp:effectExtent l="0" t="0" r="9525" b="0"/>
-            <wp:docPr id="12" name="Рисунок 12"/>
+          <wp:inline distT="0" distB="0" distL="0" distR="0" wp14:anchorId="78B64B6D" wp14:editId="04788A50">
+            <wp:extent cx="4143953" cy="2505425"/>
+            <wp:effectExtent l="0" t="0" r="0" b="9525"/>
+            <wp:docPr id="13" name="Рисунок 13"/>
             <wp:cNvGraphicFramePr>
               <a:graphicFrameLocks xmlns:a="http://schemas.openxmlformats.org/drawingml/2006/main" noChangeAspect="1"/>
             </wp:cNvGraphicFramePr>
@@ -2358,7 +2326,7 @@
                   <pic:spPr>
                     <a:xfrm>
                       <a:off x="0" y="0"/>
-                      <a:ext cx="4201111" cy="2896004"/>
+                      <a:ext cx="4143953" cy="2505425"/>
                     </a:xfrm>
                     <a:prstGeom prst="rect">
                       <a:avLst/>
@@ -2386,7 +2354,7 @@
           <w:szCs w:val="20"/>
           <w:shd w:val="clear" w:color="auto" w:fill="FFFFFF"/>
         </w:rPr>
-        <w:t xml:space="preserve">Рисунок 13 – Операции с использованием </w:t>
+        <w:t xml:space="preserve">Рисунок 14 – Операции с использованием </w:t>
       </w:r>
       <w:r>
         <w:rPr>
@@ -2432,6 +2400,7 @@
           <w:color w:val="000000"/>
           <w:szCs w:val="20"/>
           <w:shd w:val="clear" w:color="auto" w:fill="FFFFFF"/>
+          <w:lang w:val="en-US"/>
         </w:rPr>
       </w:pPr>
       <w:r>
@@ -2440,12 +2409,13 @@
           <w:color w:val="000000"/>
           <w:szCs w:val="20"/>
           <w:shd w:val="clear" w:color="auto" w:fill="FFFFFF"/>
+          <w:lang w:val="en-US"/>
         </w:rPr>
         <w:drawing>
-          <wp:inline distT="0" distB="0" distL="0" distR="0" wp14:anchorId="78B64B6D" wp14:editId="04788A50">
-            <wp:extent cx="4143953" cy="2505425"/>
-            <wp:effectExtent l="0" t="0" r="0" b="9525"/>
-            <wp:docPr id="13" name="Рисунок 13"/>
+          <wp:inline distT="0" distB="0" distL="0" distR="0" wp14:anchorId="1F5EE054" wp14:editId="15D0B203">
+            <wp:extent cx="4191585" cy="2324424"/>
+            <wp:effectExtent l="0" t="0" r="0" b="0"/>
+            <wp:docPr id="16" name="Рисунок 16"/>
             <wp:cNvGraphicFramePr>
               <a:graphicFrameLocks xmlns:a="http://schemas.openxmlformats.org/drawingml/2006/main" noChangeAspect="1"/>
             </wp:cNvGraphicFramePr>
@@ -2465,7 +2435,7 @@
                   <pic:spPr>
                     <a:xfrm>
                       <a:off x="0" y="0"/>
-                      <a:ext cx="4143953" cy="2505425"/>
+                      <a:ext cx="4191585" cy="2324424"/>
                     </a:xfrm>
                     <a:prstGeom prst="rect">
                       <a:avLst/>
@@ -2493,7 +2463,7 @@
           <w:szCs w:val="20"/>
           <w:shd w:val="clear" w:color="auto" w:fill="FFFFFF"/>
         </w:rPr>
-        <w:t xml:space="preserve">Рисунок 14 – Операции с использованием </w:t>
+        <w:t xml:space="preserve">Рисунок 15 – Операции с использованием </w:t>
       </w:r>
       <w:r>
         <w:rPr>
@@ -2539,7 +2509,6 @@
           <w:color w:val="000000"/>
           <w:szCs w:val="20"/>
           <w:shd w:val="clear" w:color="auto" w:fill="FFFFFF"/>
-          <w:lang w:val="en-US"/>
         </w:rPr>
       </w:pPr>
       <w:r>
@@ -2548,13 +2517,12 @@
           <w:color w:val="000000"/>
           <w:szCs w:val="20"/>
           <w:shd w:val="clear" w:color="auto" w:fill="FFFFFF"/>
-          <w:lang w:val="en-US"/>
         </w:rPr>
         <w:drawing>
-          <wp:inline distT="0" distB="0" distL="0" distR="0" wp14:anchorId="1F5EE054" wp14:editId="15D0B203">
-            <wp:extent cx="4191585" cy="2324424"/>
-            <wp:effectExtent l="0" t="0" r="0" b="0"/>
-            <wp:docPr id="16" name="Рисунок 16"/>
+          <wp:inline distT="0" distB="0" distL="0" distR="0" wp14:anchorId="0249D91D" wp14:editId="661ACD9A">
+            <wp:extent cx="4115374" cy="1629002"/>
+            <wp:effectExtent l="0" t="0" r="0" b="9525"/>
+            <wp:docPr id="17" name="Рисунок 17"/>
             <wp:cNvGraphicFramePr>
               <a:graphicFrameLocks xmlns:a="http://schemas.openxmlformats.org/drawingml/2006/main" noChangeAspect="1"/>
             </wp:cNvGraphicFramePr>
@@ -2574,7 +2542,7 @@
                   <pic:spPr>
                     <a:xfrm>
                       <a:off x="0" y="0"/>
-                      <a:ext cx="4191585" cy="2324424"/>
+                      <a:ext cx="4115374" cy="1629002"/>
                     </a:xfrm>
                     <a:prstGeom prst="rect">
                       <a:avLst/>
@@ -2602,7 +2570,7 @@
           <w:szCs w:val="20"/>
           <w:shd w:val="clear" w:color="auto" w:fill="FFFFFF"/>
         </w:rPr>
-        <w:t xml:space="preserve">Рисунок 15 – Операции с использованием </w:t>
+        <w:t xml:space="preserve">Рисунок 16 – Копия таблицы </w:t>
       </w:r>
       <w:r>
         <w:rPr>
@@ -2611,24 +2579,7 @@
           <w:shd w:val="clear" w:color="auto" w:fill="FFFFFF"/>
           <w:lang w:val="en-US"/>
         </w:rPr>
-        <w:t>ALTER</w:t>
-      </w:r>
-      <w:r>
-        <w:rPr>
-          <w:color w:val="000000"/>
-          <w:szCs w:val="20"/>
-          <w:shd w:val="clear" w:color="auto" w:fill="FFFFFF"/>
-        </w:rPr>
-        <w:t xml:space="preserve"> </w:t>
-      </w:r>
-      <w:r>
-        <w:rPr>
-          <w:color w:val="000000"/>
-          <w:szCs w:val="20"/>
-          <w:shd w:val="clear" w:color="auto" w:fill="FFFFFF"/>
-          <w:lang w:val="en-US"/>
-        </w:rPr>
-        <w:t>TABLE</w:t>
+        <w:t>Authors</w:t>
       </w:r>
     </w:p>
     <w:p>
@@ -2659,10 +2610,10 @@
         </w:rPr>
         <w:lastRenderedPageBreak/>
         <w:drawing>
-          <wp:inline distT="0" distB="0" distL="0" distR="0" wp14:anchorId="0249D91D" wp14:editId="661ACD9A">
-            <wp:extent cx="4115374" cy="1629002"/>
+          <wp:inline distT="0" distB="0" distL="0" distR="0" wp14:anchorId="2D4E8343" wp14:editId="380E648D">
+            <wp:extent cx="4077269" cy="3801005"/>
             <wp:effectExtent l="0" t="0" r="0" b="9525"/>
-            <wp:docPr id="17" name="Рисунок 17"/>
+            <wp:docPr id="20" name="Рисунок 20"/>
             <wp:cNvGraphicFramePr>
               <a:graphicFrameLocks xmlns:a="http://schemas.openxmlformats.org/drawingml/2006/main" noChangeAspect="1"/>
             </wp:cNvGraphicFramePr>
@@ -2682,7 +2633,7 @@
                   <pic:spPr>
                     <a:xfrm>
                       <a:off x="0" y="0"/>
-                      <a:ext cx="4115374" cy="1629002"/>
+                      <a:ext cx="4077269" cy="3801005"/>
                     </a:xfrm>
                     <a:prstGeom prst="rect">
                       <a:avLst/>
@@ -2710,7 +2661,7 @@
           <w:szCs w:val="20"/>
           <w:shd w:val="clear" w:color="auto" w:fill="FFFFFF"/>
         </w:rPr>
-        <w:t xml:space="preserve">Рисунок 16 – Копия таблицы </w:t>
+        <w:t xml:space="preserve">Рисунок 17 – Удаление таблицы </w:t>
       </w:r>
       <w:r>
         <w:rPr>
@@ -2721,38 +2672,58 @@
         </w:rPr>
         <w:t>Authors</w:t>
       </w:r>
-    </w:p>
-    <w:p>
-      <w:pPr>
-        <w:jc w:val="center"/>
-        <w:rPr>
-          <w:color w:val="000000"/>
-          <w:szCs w:val="20"/>
-          <w:shd w:val="clear" w:color="auto" w:fill="FFFFFF"/>
-        </w:rPr>
-      </w:pPr>
-    </w:p>
-    <w:p>
-      <w:pPr>
-        <w:jc w:val="center"/>
-        <w:rPr>
-          <w:color w:val="000000"/>
-          <w:szCs w:val="20"/>
-          <w:shd w:val="clear" w:color="auto" w:fill="FFFFFF"/>
-        </w:rPr>
-      </w:pPr>
-      <w:r>
-        <w:rPr>
+      <w:r>
+        <w:rPr>
+          <w:color w:val="000000"/>
+          <w:szCs w:val="20"/>
+          <w:shd w:val="clear" w:color="auto" w:fill="FFFFFF"/>
+        </w:rPr>
+        <w:t>_</w:t>
+      </w:r>
+      <w:r>
+        <w:rPr>
+          <w:color w:val="000000"/>
+          <w:szCs w:val="20"/>
+          <w:shd w:val="clear" w:color="auto" w:fill="FFFFFF"/>
+          <w:lang w:val="en-US"/>
+        </w:rPr>
+        <w:t>Copy</w:t>
+      </w:r>
+    </w:p>
+    <w:p>
+      <w:pPr>
+        <w:jc w:val="center"/>
+        <w:rPr>
+          <w:b/>
+          <w:color w:val="000000"/>
+          <w:szCs w:val="20"/>
+          <w:shd w:val="clear" w:color="auto" w:fill="FFFFFF"/>
+        </w:rPr>
+      </w:pPr>
+    </w:p>
+    <w:p>
+      <w:pPr>
+        <w:jc w:val="center"/>
+        <w:rPr>
+          <w:b/>
+          <w:color w:val="000000"/>
+          <w:szCs w:val="20"/>
+          <w:shd w:val="clear" w:color="auto" w:fill="FFFFFF"/>
+        </w:rPr>
+      </w:pPr>
+      <w:r>
+        <w:rPr>
+          <w:b/>
           <w:noProof/>
           <w:color w:val="000000"/>
           <w:szCs w:val="20"/>
           <w:shd w:val="clear" w:color="auto" w:fill="FFFFFF"/>
         </w:rPr>
         <w:drawing>
-          <wp:inline distT="0" distB="0" distL="0" distR="0" wp14:anchorId="2D4E8343" wp14:editId="380E648D">
-            <wp:extent cx="4077269" cy="3801005"/>
-            <wp:effectExtent l="0" t="0" r="0" b="9525"/>
-            <wp:docPr id="20" name="Рисунок 20"/>
+          <wp:inline distT="0" distB="0" distL="0" distR="0" wp14:anchorId="1B344C71" wp14:editId="40654F03">
+            <wp:extent cx="5503855" cy="1169731"/>
+            <wp:effectExtent l="0" t="0" r="1905" b="0"/>
+            <wp:docPr id="21" name="Рисунок 21"/>
             <wp:cNvGraphicFramePr>
               <a:graphicFrameLocks xmlns:a="http://schemas.openxmlformats.org/drawingml/2006/main" noChangeAspect="1"/>
             </wp:cNvGraphicFramePr>
@@ -2772,7 +2743,7 @@
                   <pic:spPr>
                     <a:xfrm>
                       <a:off x="0" y="0"/>
-                      <a:ext cx="4077269" cy="3801005"/>
+                      <a:ext cx="5592079" cy="1188481"/>
                     </a:xfrm>
                     <a:prstGeom prst="rect">
                       <a:avLst/>
@@ -2800,7 +2771,23 @@
           <w:szCs w:val="20"/>
           <w:shd w:val="clear" w:color="auto" w:fill="FFFFFF"/>
         </w:rPr>
-        <w:t xml:space="preserve">Рисунок 17 – Удаление таблицы </w:t>
+        <w:t>Рисунок 1</w:t>
+      </w:r>
+      <w:r>
+        <w:rPr>
+          <w:color w:val="000000"/>
+          <w:szCs w:val="20"/>
+          <w:shd w:val="clear" w:color="auto" w:fill="FFFFFF"/>
+        </w:rPr>
+        <w:t>8</w:t>
+      </w:r>
+      <w:r>
+        <w:rPr>
+          <w:color w:val="000000"/>
+          <w:szCs w:val="20"/>
+          <w:shd w:val="clear" w:color="auto" w:fill="FFFFFF"/>
+        </w:rPr>
+        <w:t xml:space="preserve"> – Таблица </w:t>
       </w:r>
       <w:r>
         <w:rPr>
@@ -2809,45 +2796,36 @@
           <w:shd w:val="clear" w:color="auto" w:fill="FFFFFF"/>
           <w:lang w:val="en-US"/>
         </w:rPr>
-        <w:t>Authors</w:t>
-      </w:r>
-      <w:r>
-        <w:rPr>
-          <w:color w:val="000000"/>
-          <w:szCs w:val="20"/>
-          <w:shd w:val="clear" w:color="auto" w:fill="FFFFFF"/>
-        </w:rPr>
-        <w:t>_</w:t>
-      </w:r>
-      <w:r>
-        <w:rPr>
+        <w:t>Books</w:t>
+      </w:r>
+      <w:r>
+        <w:rPr>
+          <w:color w:val="000000"/>
+          <w:szCs w:val="20"/>
+          <w:shd w:val="clear" w:color="auto" w:fill="FFFFFF"/>
+        </w:rPr>
+        <w:t xml:space="preserve"> до изменения</w:t>
+      </w:r>
+    </w:p>
+    <w:p>
+      <w:pPr>
+        <w:jc w:val="center"/>
+        <w:rPr>
+          <w:color w:val="000000"/>
+          <w:szCs w:val="20"/>
+          <w:shd w:val="clear" w:color="auto" w:fill="FFFFFF"/>
+        </w:rPr>
+      </w:pPr>
+    </w:p>
+    <w:p>
+      <w:pPr>
+        <w:jc w:val="center"/>
+        <w:rPr>
+          <w:b/>
           <w:color w:val="000000"/>
           <w:szCs w:val="20"/>
           <w:shd w:val="clear" w:color="auto" w:fill="FFFFFF"/>
           <w:lang w:val="en-US"/>
-        </w:rPr>
-        <w:t>Copy</w:t>
-      </w:r>
-    </w:p>
-    <w:p>
-      <w:pPr>
-        <w:jc w:val="center"/>
-        <w:rPr>
-          <w:b/>
-          <w:color w:val="000000"/>
-          <w:szCs w:val="20"/>
-          <w:shd w:val="clear" w:color="auto" w:fill="FFFFFF"/>
-        </w:rPr>
-      </w:pPr>
-    </w:p>
-    <w:p>
-      <w:pPr>
-        <w:jc w:val="center"/>
-        <w:rPr>
-          <w:b/>
-          <w:color w:val="000000"/>
-          <w:szCs w:val="20"/>
-          <w:shd w:val="clear" w:color="auto" w:fill="FFFFFF"/>
         </w:rPr>
       </w:pPr>
       <w:r>
@@ -2857,12 +2835,13 @@
           <w:color w:val="000000"/>
           <w:szCs w:val="20"/>
           <w:shd w:val="clear" w:color="auto" w:fill="FFFFFF"/>
+          <w:lang w:val="en-US"/>
         </w:rPr>
         <w:drawing>
-          <wp:inline distT="0" distB="0" distL="0" distR="0" wp14:anchorId="1B344C71" wp14:editId="40654F03">
-            <wp:extent cx="5503855" cy="1169731"/>
-            <wp:effectExtent l="0" t="0" r="1905" b="0"/>
-            <wp:docPr id="21" name="Рисунок 21"/>
+          <wp:inline distT="0" distB="0" distL="0" distR="0" wp14:anchorId="0994F644" wp14:editId="32B84FD1">
+            <wp:extent cx="5578283" cy="2670467"/>
+            <wp:effectExtent l="0" t="0" r="3810" b="0"/>
+            <wp:docPr id="22" name="Рисунок 22"/>
             <wp:cNvGraphicFramePr>
               <a:graphicFrameLocks xmlns:a="http://schemas.openxmlformats.org/drawingml/2006/main" noChangeAspect="1"/>
             </wp:cNvGraphicFramePr>
@@ -2882,7 +2861,7 @@
                   <pic:spPr>
                     <a:xfrm>
                       <a:off x="0" y="0"/>
-                      <a:ext cx="5592079" cy="1188481"/>
+                      <a:ext cx="5602283" cy="2681956"/>
                     </a:xfrm>
                     <a:prstGeom prst="rect">
                       <a:avLst/>
@@ -2910,23 +2889,7 @@
           <w:szCs w:val="20"/>
           <w:shd w:val="clear" w:color="auto" w:fill="FFFFFF"/>
         </w:rPr>
-        <w:t>Рисунок 1</w:t>
-      </w:r>
-      <w:r>
-        <w:rPr>
-          <w:color w:val="000000"/>
-          <w:szCs w:val="20"/>
-          <w:shd w:val="clear" w:color="auto" w:fill="FFFFFF"/>
-        </w:rPr>
-        <w:t>8</w:t>
-      </w:r>
-      <w:r>
-        <w:rPr>
-          <w:color w:val="000000"/>
-          <w:szCs w:val="20"/>
-          <w:shd w:val="clear" w:color="auto" w:fill="FFFFFF"/>
-        </w:rPr>
-        <w:t xml:space="preserve"> – Таблица </w:t>
+        <w:t xml:space="preserve">Рисунок 19 – Запрос с </w:t>
       </w:r>
       <w:r>
         <w:rPr>
@@ -2935,41 +2898,56 @@
           <w:shd w:val="clear" w:color="auto" w:fill="FFFFFF"/>
           <w:lang w:val="en-US"/>
         </w:rPr>
-        <w:t>Books</w:t>
-      </w:r>
-      <w:r>
-        <w:rPr>
-          <w:color w:val="000000"/>
-          <w:szCs w:val="20"/>
-          <w:shd w:val="clear" w:color="auto" w:fill="FFFFFF"/>
-        </w:rPr>
-        <w:t xml:space="preserve"> до изменения</w:t>
-      </w:r>
-    </w:p>
-    <w:p>
-      <w:pPr>
-        <w:jc w:val="center"/>
-        <w:rPr>
-          <w:color w:val="000000"/>
-          <w:szCs w:val="20"/>
-          <w:shd w:val="clear" w:color="auto" w:fill="FFFFFF"/>
-        </w:rPr>
-      </w:pPr>
-    </w:p>
-    <w:p>
-      <w:pPr>
-        <w:jc w:val="center"/>
-        <w:rPr>
-          <w:b/>
+        <w:t>UPDATE</w:t>
+      </w:r>
+      <w:r>
+        <w:rPr>
+          <w:color w:val="000000"/>
+          <w:szCs w:val="20"/>
+          <w:shd w:val="clear" w:color="auto" w:fill="FFFFFF"/>
+        </w:rPr>
+        <w:t xml:space="preserve"> и </w:t>
+      </w:r>
+      <w:r>
+        <w:rPr>
           <w:color w:val="000000"/>
           <w:szCs w:val="20"/>
           <w:shd w:val="clear" w:color="auto" w:fill="FFFFFF"/>
           <w:lang w:val="en-US"/>
         </w:rPr>
-      </w:pPr>
-      <w:r>
-        <w:rPr>
-          <w:b/>
+        <w:t>WHERE</w:t>
+      </w:r>
+      <w:r>
+        <w:rPr>
+          <w:color w:val="000000"/>
+          <w:szCs w:val="20"/>
+          <w:shd w:val="clear" w:color="auto" w:fill="FFFFFF"/>
+        </w:rPr>
+        <w:t>, и результат</w:t>
+      </w:r>
+    </w:p>
+    <w:p>
+      <w:pPr>
+        <w:jc w:val="center"/>
+        <w:rPr>
+          <w:color w:val="000000"/>
+          <w:szCs w:val="20"/>
+          <w:shd w:val="clear" w:color="auto" w:fill="FFFFFF"/>
+        </w:rPr>
+      </w:pPr>
+    </w:p>
+    <w:p>
+      <w:pPr>
+        <w:jc w:val="center"/>
+        <w:rPr>
+          <w:color w:val="000000"/>
+          <w:szCs w:val="20"/>
+          <w:shd w:val="clear" w:color="auto" w:fill="FFFFFF"/>
+          <w:lang w:val="en-US"/>
+        </w:rPr>
+      </w:pPr>
+      <w:r>
+        <w:rPr>
           <w:noProof/>
           <w:color w:val="000000"/>
           <w:szCs w:val="20"/>
@@ -2978,10 +2956,10 @@
         </w:rPr>
         <w:lastRenderedPageBreak/>
         <w:drawing>
-          <wp:inline distT="0" distB="0" distL="0" distR="0" wp14:anchorId="0994F644" wp14:editId="32B84FD1">
-            <wp:extent cx="5578283" cy="2670467"/>
-            <wp:effectExtent l="0" t="0" r="3810" b="0"/>
-            <wp:docPr id="22" name="Рисунок 22"/>
+          <wp:inline distT="0" distB="0" distL="0" distR="0" wp14:anchorId="63DAD8D8" wp14:editId="5DBDC117">
+            <wp:extent cx="5620813" cy="1532894"/>
+            <wp:effectExtent l="0" t="0" r="0" b="0"/>
+            <wp:docPr id="23" name="Рисунок 23"/>
             <wp:cNvGraphicFramePr>
               <a:graphicFrameLocks xmlns:a="http://schemas.openxmlformats.org/drawingml/2006/main" noChangeAspect="1"/>
             </wp:cNvGraphicFramePr>
@@ -3001,123 +2979,6 @@
                   <pic:spPr>
                     <a:xfrm>
                       <a:off x="0" y="0"/>
-                      <a:ext cx="5602283" cy="2681956"/>
-                    </a:xfrm>
-                    <a:prstGeom prst="rect">
-                      <a:avLst/>
-                    </a:prstGeom>
-                  </pic:spPr>
-                </pic:pic>
-              </a:graphicData>
-            </a:graphic>
-          </wp:inline>
-        </w:drawing>
-      </w:r>
-    </w:p>
-    <w:p>
-      <w:pPr>
-        <w:jc w:val="center"/>
-        <w:rPr>
-          <w:color w:val="000000"/>
-          <w:szCs w:val="20"/>
-          <w:shd w:val="clear" w:color="auto" w:fill="FFFFFF"/>
-        </w:rPr>
-      </w:pPr>
-      <w:r>
-        <w:rPr>
-          <w:color w:val="000000"/>
-          <w:szCs w:val="20"/>
-          <w:shd w:val="clear" w:color="auto" w:fill="FFFFFF"/>
-        </w:rPr>
-        <w:t xml:space="preserve">Рисунок 19 – Запрос с </w:t>
-      </w:r>
-      <w:r>
-        <w:rPr>
-          <w:color w:val="000000"/>
-          <w:szCs w:val="20"/>
-          <w:shd w:val="clear" w:color="auto" w:fill="FFFFFF"/>
-          <w:lang w:val="en-US"/>
-        </w:rPr>
-        <w:t>UPDATE</w:t>
-      </w:r>
-      <w:r>
-        <w:rPr>
-          <w:color w:val="000000"/>
-          <w:szCs w:val="20"/>
-          <w:shd w:val="clear" w:color="auto" w:fill="FFFFFF"/>
-        </w:rPr>
-        <w:t xml:space="preserve"> и </w:t>
-      </w:r>
-      <w:r>
-        <w:rPr>
-          <w:color w:val="000000"/>
-          <w:szCs w:val="20"/>
-          <w:shd w:val="clear" w:color="auto" w:fill="FFFFFF"/>
-          <w:lang w:val="en-US"/>
-        </w:rPr>
-        <w:t>WHERE</w:t>
-      </w:r>
-      <w:r>
-        <w:rPr>
-          <w:color w:val="000000"/>
-          <w:szCs w:val="20"/>
-          <w:shd w:val="clear" w:color="auto" w:fill="FFFFFF"/>
-        </w:rPr>
-        <w:t>, и результат</w:t>
-      </w:r>
-    </w:p>
-    <w:p>
-      <w:pPr>
-        <w:jc w:val="center"/>
-        <w:rPr>
-          <w:color w:val="000000"/>
-          <w:szCs w:val="20"/>
-          <w:shd w:val="clear" w:color="auto" w:fill="FFFFFF"/>
-        </w:rPr>
-      </w:pPr>
-    </w:p>
-    <w:p>
-      <w:pPr>
-        <w:jc w:val="center"/>
-        <w:rPr>
-          <w:color w:val="000000"/>
-          <w:szCs w:val="20"/>
-          <w:shd w:val="clear" w:color="auto" w:fill="FFFFFF"/>
-          <w:lang w:val="en-US"/>
-        </w:rPr>
-      </w:pPr>
-      <w:r>
-        <w:rPr>
-          <w:noProof/>
-          <w:color w:val="000000"/>
-          <w:szCs w:val="20"/>
-          <w:shd w:val="clear" w:color="auto" w:fill="FFFFFF"/>
-          <w:lang w:val="en-US"/>
-        </w:rPr>
-        <w:drawing>
-          <wp:inline distT="0" distB="0" distL="0" distR="0" wp14:anchorId="63DAD8D8" wp14:editId="5DBDC117">
-            <wp:extent cx="5620813" cy="1532894"/>
-            <wp:effectExtent l="0" t="0" r="0" b="0"/>
-            <wp:docPr id="23" name="Рисунок 23"/>
-            <wp:cNvGraphicFramePr>
-              <a:graphicFrameLocks xmlns:a="http://schemas.openxmlformats.org/drawingml/2006/main" noChangeAspect="1"/>
-            </wp:cNvGraphicFramePr>
-            <a:graphic xmlns:a="http://schemas.openxmlformats.org/drawingml/2006/main">
-              <a:graphicData uri="http://schemas.openxmlformats.org/drawingml/2006/picture">
-                <pic:pic xmlns:pic="http://schemas.openxmlformats.org/drawingml/2006/picture">
-                  <pic:nvPicPr>
-                    <pic:cNvPr id="1" name=""/>
-                    <pic:cNvPicPr/>
-                  </pic:nvPicPr>
-                  <pic:blipFill>
-                    <a:blip r:embed="rId24"/>
-                    <a:stretch>
-                      <a:fillRect/>
-                    </a:stretch>
-                  </pic:blipFill>
-                  <pic:spPr>
-                    <a:xfrm>
-                      <a:off x="0" y="0"/>
                       <a:ext cx="5645358" cy="1539588"/>
                     </a:xfrm>
                     <a:prstGeom prst="rect">
@@ -3188,15 +3049,12 @@
       <w:r>
         <w:rPr>
           <w:noProof/>
-          <w:color w:val="000000"/>
-          <w:szCs w:val="20"/>
-          <w:shd w:val="clear" w:color="auto" w:fill="FFFFFF"/>
         </w:rPr>
         <w:drawing>
-          <wp:inline distT="0" distB="0" distL="0" distR="0" wp14:anchorId="53A57B67" wp14:editId="0E7BF56A">
-            <wp:extent cx="5773536" cy="1897354"/>
-            <wp:effectExtent l="0" t="0" r="0" b="8255"/>
-            <wp:docPr id="2" name="Рисунок 2"/>
+          <wp:inline distT="0" distB="0" distL="0" distR="0" wp14:anchorId="5DED446B" wp14:editId="7F31D7B7">
+            <wp:extent cx="5940425" cy="2889885"/>
+            <wp:effectExtent l="0" t="0" r="3175" b="5715"/>
+            <wp:docPr id="18" name="Рисунок 18"/>
             <wp:cNvGraphicFramePr>
               <a:graphicFrameLocks xmlns:a="http://schemas.openxmlformats.org/drawingml/2006/main" noChangeAspect="1"/>
             </wp:cNvGraphicFramePr>
@@ -3210,7 +3068,7 @@
                     </pic:cNvPicPr>
                   </pic:nvPicPr>
                   <pic:blipFill>
-                    <a:blip r:embed="rId25">
+                    <a:blip r:embed="rId24">
                       <a:extLst>
                         <a:ext uri="{28A0092B-C50C-407E-A947-70E740481C1C}">
                           <a14:useLocalDpi xmlns:a14="http://schemas.microsoft.com/office/drawing/2010/main" val="0"/>
@@ -3225,7 +3083,7 @@
                   <pic:spPr bwMode="auto">
                     <a:xfrm>
                       <a:off x="0" y="0"/>
-                      <a:ext cx="5832104" cy="1916601"/>
+                      <a:ext cx="5947869" cy="2893506"/>
                     </a:xfrm>
                     <a:prstGeom prst="rect">
                       <a:avLst/>
@@ -3394,87 +3252,7 @@
           <w:szCs w:val="28"/>
           <w:lang w:eastAsia="ru-RU"/>
         </w:rPr>
-        <w:t xml:space="preserve">1. </w:t>
-      </w:r>
-      <w:proofErr w:type="spellStart"/>
-      <w:r>
-        <w:rPr>
-          <w:rFonts w:eastAsia="Times New Roman" w:cs="Times New Roman"/>
-          <w:color w:val="000000"/>
-          <w:szCs w:val="28"/>
-          <w:lang w:eastAsia="ru-RU"/>
-        </w:rPr>
-        <w:t>Оскерко</w:t>
-      </w:r>
-      <w:proofErr w:type="spellEnd"/>
-      <w:r>
-        <w:rPr>
-          <w:rFonts w:eastAsia="Times New Roman" w:cs="Times New Roman"/>
-          <w:color w:val="000000"/>
-          <w:szCs w:val="28"/>
-          <w:lang w:eastAsia="ru-RU"/>
-        </w:rPr>
-        <w:t xml:space="preserve">, В. С. Технологии баз данных и знаний : учеб. пособие / В. С. </w:t>
-      </w:r>
-      <w:proofErr w:type="spellStart"/>
-      <w:r>
-        <w:rPr>
-          <w:rFonts w:eastAsia="Times New Roman" w:cs="Times New Roman"/>
-          <w:color w:val="000000"/>
-          <w:szCs w:val="28"/>
-          <w:lang w:eastAsia="ru-RU"/>
-        </w:rPr>
-        <w:t>Оскерко</w:t>
-      </w:r>
-      <w:proofErr w:type="spellEnd"/>
-      <w:r>
-        <w:rPr>
-          <w:rFonts w:eastAsia="Times New Roman" w:cs="Times New Roman"/>
-          <w:color w:val="000000"/>
-          <w:szCs w:val="28"/>
-          <w:lang w:eastAsia="ru-RU"/>
-        </w:rPr>
-        <w:t xml:space="preserve">, З. В. </w:t>
-      </w:r>
-      <w:proofErr w:type="spellStart"/>
-      <w:r>
-        <w:rPr>
-          <w:rFonts w:eastAsia="Times New Roman" w:cs="Times New Roman"/>
-          <w:color w:val="000000"/>
-          <w:szCs w:val="28"/>
-          <w:lang w:eastAsia="ru-RU"/>
-        </w:rPr>
-        <w:t>Пунчик</w:t>
-      </w:r>
-      <w:proofErr w:type="spellEnd"/>
-      <w:r>
-        <w:rPr>
-          <w:rFonts w:eastAsia="Times New Roman" w:cs="Times New Roman"/>
-          <w:color w:val="000000"/>
-          <w:szCs w:val="28"/>
-          <w:lang w:eastAsia="ru-RU"/>
-        </w:rPr>
-        <w:t xml:space="preserve">. – </w:t>
-      </w:r>
-      <w:proofErr w:type="gramStart"/>
-      <w:r>
-        <w:rPr>
-          <w:rFonts w:eastAsia="Times New Roman" w:cs="Times New Roman"/>
-          <w:color w:val="000000"/>
-          <w:szCs w:val="28"/>
-          <w:lang w:eastAsia="ru-RU"/>
-        </w:rPr>
-        <w:t>Минск :</w:t>
-      </w:r>
-      <w:proofErr w:type="gramEnd"/>
-      <w:r>
-        <w:rPr>
-          <w:rFonts w:eastAsia="Times New Roman" w:cs="Times New Roman"/>
-          <w:color w:val="000000"/>
-          <w:szCs w:val="28"/>
-          <w:lang w:eastAsia="ru-RU"/>
-        </w:rPr>
-        <w:t xml:space="preserve"> БГЭУ, 2015. – 215 с.</w:t>
+        <w:t>1. Оскерко, В. С. Технологии баз данных и знаний : учеб. пособие / В. С. Оскерко, З. В. Пунчик. – Минск : БГЭУ, 2015. – 215 с.</w:t>
       </w:r>
     </w:p>
     <w:p>
@@ -3495,27 +3273,7 @@
           <w:szCs w:val="28"/>
           <w:lang w:eastAsia="ru-RU"/>
         </w:rPr>
-        <w:t xml:space="preserve">2. Куликов, С. C. Реляционные базы данных в примерах: практическое пособие для программистов и тестировщиков / С. С. Куликов. – </w:t>
-      </w:r>
-      <w:proofErr w:type="gramStart"/>
-      <w:r>
-        <w:rPr>
-          <w:rFonts w:eastAsia="Times New Roman" w:cs="Times New Roman"/>
-          <w:color w:val="000000"/>
-          <w:szCs w:val="28"/>
-          <w:lang w:eastAsia="ru-RU"/>
-        </w:rPr>
-        <w:t>Минск :</w:t>
-      </w:r>
-      <w:proofErr w:type="gramEnd"/>
-      <w:r>
-        <w:rPr>
-          <w:rFonts w:eastAsia="Times New Roman" w:cs="Times New Roman"/>
-          <w:color w:val="000000"/>
-          <w:szCs w:val="28"/>
-          <w:lang w:eastAsia="ru-RU"/>
-        </w:rPr>
-        <w:t xml:space="preserve"> Четыре</w:t>
+        <w:t>2. Куликов, С. C. Реляционные базы данных в примерах: практическое пособие для программистов и тестировщиков / С. С. Куликов. – Минск : Четыре</w:t>
       </w:r>
       <w:r>
         <w:rPr>
@@ -3572,47 +3330,7 @@
           <w:szCs w:val="28"/>
           <w:lang w:eastAsia="ru-RU"/>
         </w:rPr>
-        <w:t xml:space="preserve">Документация по </w:t>
-      </w:r>
-      <w:proofErr w:type="spellStart"/>
-      <w:r>
-        <w:rPr>
-          <w:rFonts w:eastAsia="Times New Roman" w:cs="Times New Roman"/>
-          <w:color w:val="000000"/>
-          <w:szCs w:val="28"/>
-          <w:lang w:eastAsia="ru-RU"/>
-        </w:rPr>
-        <w:t>Microsoft</w:t>
-      </w:r>
-      <w:proofErr w:type="spellEnd"/>
-      <w:r>
-        <w:rPr>
-          <w:rFonts w:eastAsia="Times New Roman" w:cs="Times New Roman"/>
-          <w:color w:val="000000"/>
-          <w:szCs w:val="28"/>
-          <w:lang w:eastAsia="ru-RU"/>
-        </w:rPr>
-        <w:t xml:space="preserve"> SQL [Электронный ресурс]. – 2022. – Режим </w:t>
-      </w:r>
-      <w:proofErr w:type="gramStart"/>
-      <w:r>
-        <w:rPr>
-          <w:rFonts w:eastAsia="Times New Roman" w:cs="Times New Roman"/>
-          <w:color w:val="000000"/>
-          <w:szCs w:val="28"/>
-          <w:lang w:eastAsia="ru-RU"/>
-        </w:rPr>
-        <w:t>доступа :</w:t>
-      </w:r>
-      <w:proofErr w:type="gramEnd"/>
-      <w:r>
-        <w:rPr>
-          <w:rFonts w:eastAsia="Times New Roman" w:cs="Times New Roman"/>
-          <w:color w:val="000000"/>
-          <w:szCs w:val="28"/>
-          <w:lang w:eastAsia="ru-RU"/>
-        </w:rPr>
-        <w:t xml:space="preserve"> https://docs.microsoft.com/ru-ru/sql/?view=sql-server-ver15.</w:t>
+        <w:t>Документация по Microsoft SQL [Электронный ресурс]. – 2022. – Режим доступа : https://docs.microsoft.com/ru-ru/sql/?view=sql-server-ver15.</w:t>
       </w:r>
       <w:r>
         <w:rPr>
